--- a/my-portfolio/public/Alexa_Sheldon_Resume_2026.docx
+++ b/my-portfolio/public/Alexa_Sheldon_Resume_2026.docx
@@ -84,31 +84,7 @@
           <w:sz w:val="20"/>
           <w:szCs w:val="20"/>
         </w:rPr>
-        <w:t xml:space="preserve"> | 508-308-5340</w:t>
-      </w:r>
-      <w:r>
-        <w:rPr>
-          <w:rFonts w:ascii="Georgia" w:hAnsi="Georgia"/>
-          <w:sz w:val="20"/>
-          <w:szCs w:val="20"/>
-        </w:rPr>
-        <w:t xml:space="preserve"> </w:t>
-      </w:r>
-      <w:r>
-        <w:rPr>
-          <w:rFonts w:ascii="Georgia" w:hAnsi="Georgia"/>
-          <w:sz w:val="20"/>
-          <w:szCs w:val="20"/>
-        </w:rPr>
         <w:tab/>
-      </w:r>
-      <w:r>
-        <w:rPr>
-          <w:rFonts w:ascii="Georgia" w:hAnsi="Georgia"/>
-          <w:sz w:val="20"/>
-          <w:szCs w:val="20"/>
-        </w:rPr>
-        <w:t>1490B Clairmont Place</w:t>
       </w:r>
     </w:p>
     <w:p>
@@ -140,7 +116,6 @@
           <w:szCs w:val="20"/>
         </w:rPr>
         <w:tab/>
-        <w:t>Nashville, TN 37215</w:t>
       </w:r>
     </w:p>
     <w:p>
@@ -1401,54 +1376,6 @@
           <w:szCs w:val="20"/>
         </w:rPr>
         <w:t xml:space="preserve"> of Science, Computer Science</w:t>
-      </w:r>
-      <w:r>
-        <w:rPr>
-          <w:rFonts w:ascii="Georgia" w:hAnsi="Georgia"/>
-          <w:sz w:val="20"/>
-          <w:szCs w:val="20"/>
-        </w:rPr>
-        <w:t xml:space="preserve"> |</w:t>
-      </w:r>
-      <w:r>
-        <w:rPr>
-          <w:rFonts w:ascii="Georgia" w:hAnsi="Georgia"/>
-          <w:sz w:val="20"/>
-          <w:szCs w:val="20"/>
-        </w:rPr>
-        <w:t xml:space="preserve"> GPA 3</w:t>
-      </w:r>
-      <w:r>
-        <w:rPr>
-          <w:rFonts w:ascii="Georgia" w:hAnsi="Georgia"/>
-          <w:sz w:val="20"/>
-          <w:szCs w:val="20"/>
-        </w:rPr>
-        <w:t>.</w:t>
-      </w:r>
-      <w:r>
-        <w:rPr>
-          <w:rFonts w:ascii="Georgia" w:hAnsi="Georgia"/>
-          <w:sz w:val="20"/>
-          <w:szCs w:val="20"/>
-        </w:rPr>
-        <w:t>9</w:t>
-      </w:r>
-      <w:r>
-        <w:rPr>
-          <w:rFonts w:ascii="Georgia" w:hAnsi="Georgia"/>
-          <w:sz w:val="20"/>
-          <w:szCs w:val="20"/>
-        </w:rPr>
-        <w:t>0</w:t>
-      </w:r>
-      <w:r>
-        <w:rPr>
-          <w:rFonts w:ascii="Georgia" w:hAnsi="Georgia"/>
-          <w:sz w:val="20"/>
-          <w:szCs w:val="20"/>
-        </w:rPr>
-        <w:t>/4</w:t>
       </w:r>
       <w:r>
         <w:rPr>
